--- a/templates/BRGY-RES.docx
+++ b/templates/BRGY-RES.docx
@@ -248,7 +248,31 @@
                                 <w:szCs w:val="24"/>
                                 <w:u w:val="single"/>
                               </w:rPr>
-                              <w:t>{d.full_name}</w:t>
+                              <w:t>{</w:t>
+                            </w:r>
+                            <w:proofErr w:type="spellStart"/>
+                            <w:r>
+                              <w:rPr>
+                                <w:rFonts w:ascii="Times New Roman" w:hAnsi="Times New Roman" w:cs="Times New Roman"/>
+                                <w:b/>
+                                <w:bCs/>
+                                <w:sz w:val="24"/>
+                                <w:szCs w:val="24"/>
+                                <w:u w:val="single"/>
+                              </w:rPr>
+                              <w:t>d.full_name</w:t>
+                            </w:r>
+                            <w:proofErr w:type="spellEnd"/>
+                            <w:r>
+                              <w:rPr>
+                                <w:rFonts w:ascii="Times New Roman" w:hAnsi="Times New Roman" w:cs="Times New Roman"/>
+                                <w:b/>
+                                <w:bCs/>
+                                <w:sz w:val="24"/>
+                                <w:szCs w:val="24"/>
+                                <w:u w:val="single"/>
+                              </w:rPr>
+                              <w:t>}</w:t>
                             </w:r>
                             <w:r>
                               <w:rPr>
@@ -273,7 +297,27 @@
                                 <w:szCs w:val="24"/>
                                 <w:u w:val="single"/>
                               </w:rPr>
-                              <w:t>{d.zone}</w:t>
+                              <w:t>{</w:t>
+                            </w:r>
+                            <w:proofErr w:type="spellStart"/>
+                            <w:r>
+                              <w:rPr>
+                                <w:rFonts w:ascii="Times New Roman" w:hAnsi="Times New Roman" w:cs="Times New Roman"/>
+                                <w:sz w:val="24"/>
+                                <w:szCs w:val="24"/>
+                                <w:u w:val="single"/>
+                              </w:rPr>
+                              <w:t>d.zone</w:t>
+                            </w:r>
+                            <w:proofErr w:type="spellEnd"/>
+                            <w:r>
+                              <w:rPr>
+                                <w:rFonts w:ascii="Times New Roman" w:hAnsi="Times New Roman" w:cs="Times New Roman"/>
+                                <w:sz w:val="24"/>
+                                <w:szCs w:val="24"/>
+                                <w:u w:val="single"/>
+                              </w:rPr>
+                              <w:t>}</w:t>
                             </w:r>
                             <w:r>
                               <w:rPr>
@@ -318,7 +362,27 @@
                                 <w:szCs w:val="24"/>
                                 <w:u w:val="single"/>
                               </w:rPr>
-                              <w:t>{d.purpose}</w:t>
+                              <w:t>{</w:t>
+                            </w:r>
+                            <w:proofErr w:type="spellStart"/>
+                            <w:r>
+                              <w:rPr>
+                                <w:rFonts w:ascii="Times New Roman" w:hAnsi="Times New Roman" w:cs="Times New Roman"/>
+                                <w:sz w:val="24"/>
+                                <w:szCs w:val="24"/>
+                                <w:u w:val="single"/>
+                              </w:rPr>
+                              <w:t>d.purpose</w:t>
+                            </w:r>
+                            <w:proofErr w:type="spellEnd"/>
+                            <w:r>
+                              <w:rPr>
+                                <w:rFonts w:ascii="Times New Roman" w:hAnsi="Times New Roman" w:cs="Times New Roman"/>
+                                <w:sz w:val="24"/>
+                                <w:szCs w:val="24"/>
+                                <w:u w:val="single"/>
+                              </w:rPr>
+                              <w:t>}</w:t>
                             </w:r>
                             <w:r>
                               <w:rPr>
@@ -364,7 +428,27 @@
                                 <w:szCs w:val="24"/>
                                 <w:u w:val="single"/>
                               </w:rPr>
-                              <w:t>{d.day}</w:t>
+                              <w:t>{</w:t>
+                            </w:r>
+                            <w:proofErr w:type="spellStart"/>
+                            <w:r>
+                              <w:rPr>
+                                <w:rFonts w:ascii="Times New Roman" w:hAnsi="Times New Roman" w:cs="Times New Roman"/>
+                                <w:sz w:val="24"/>
+                                <w:szCs w:val="24"/>
+                                <w:u w:val="single"/>
+                              </w:rPr>
+                              <w:t>d.day</w:t>
+                            </w:r>
+                            <w:proofErr w:type="spellEnd"/>
+                            <w:r>
+                              <w:rPr>
+                                <w:rFonts w:ascii="Times New Roman" w:hAnsi="Times New Roman" w:cs="Times New Roman"/>
+                                <w:sz w:val="24"/>
+                                <w:szCs w:val="24"/>
+                                <w:u w:val="single"/>
+                              </w:rPr>
+                              <w:t>}</w:t>
                             </w:r>
                             <w:r>
                               <w:rPr>
@@ -381,7 +465,27 @@
                                 <w:szCs w:val="24"/>
                                 <w:u w:val="single"/>
                               </w:rPr>
-                              <w:t>{d.month}</w:t>
+                              <w:t>{</w:t>
+                            </w:r>
+                            <w:proofErr w:type="spellStart"/>
+                            <w:r>
+                              <w:rPr>
+                                <w:rFonts w:ascii="Times New Roman" w:hAnsi="Times New Roman" w:cs="Times New Roman"/>
+                                <w:sz w:val="24"/>
+                                <w:szCs w:val="24"/>
+                                <w:u w:val="single"/>
+                              </w:rPr>
+                              <w:t>d.month</w:t>
+                            </w:r>
+                            <w:proofErr w:type="spellEnd"/>
+                            <w:r>
+                              <w:rPr>
+                                <w:rFonts w:ascii="Times New Roman" w:hAnsi="Times New Roman" w:cs="Times New Roman"/>
+                                <w:sz w:val="24"/>
+                                <w:szCs w:val="24"/>
+                                <w:u w:val="single"/>
+                              </w:rPr>
+                              <w:t>}</w:t>
                             </w:r>
                             <w:r>
                               <w:rPr>
@@ -398,15 +502,53 @@
                                 <w:szCs w:val="24"/>
                                 <w:u w:val="single"/>
                               </w:rPr>
-                              <w:t>{d.year}</w:t>
-                            </w:r>
-                            <w:r>
-                              <w:rPr>
-                                <w:rFonts w:ascii="Times New Roman" w:hAnsi="Times New Roman" w:cs="Times New Roman"/>
-                                <w:sz w:val="24"/>
-                                <w:szCs w:val="24"/>
-                              </w:rPr>
-                              <w:t xml:space="preserve"> at Barangay Biluso, Silang, Cavite.</w:t>
+                              <w:t>{</w:t>
+                            </w:r>
+                            <w:proofErr w:type="spellStart"/>
+                            <w:r>
+                              <w:rPr>
+                                <w:rFonts w:ascii="Times New Roman" w:hAnsi="Times New Roman" w:cs="Times New Roman"/>
+                                <w:sz w:val="24"/>
+                                <w:szCs w:val="24"/>
+                                <w:u w:val="single"/>
+                              </w:rPr>
+                              <w:t>d.year</w:t>
+                            </w:r>
+                            <w:proofErr w:type="spellEnd"/>
+                            <w:r>
+                              <w:rPr>
+                                <w:rFonts w:ascii="Times New Roman" w:hAnsi="Times New Roman" w:cs="Times New Roman"/>
+                                <w:sz w:val="24"/>
+                                <w:szCs w:val="24"/>
+                                <w:u w:val="single"/>
+                              </w:rPr>
+                              <w:t>}</w:t>
+                            </w:r>
+                            <w:r>
+                              <w:rPr>
+                                <w:rFonts w:ascii="Times New Roman" w:hAnsi="Times New Roman" w:cs="Times New Roman"/>
+                                <w:sz w:val="24"/>
+                                <w:szCs w:val="24"/>
+                              </w:rPr>
+                              <w:t xml:space="preserve"> at Barangay </w:t>
+                            </w:r>
+                            <w:proofErr w:type="spellStart"/>
+                            <w:r>
+                              <w:rPr>
+                                <w:rFonts w:ascii="Times New Roman" w:hAnsi="Times New Roman" w:cs="Times New Roman"/>
+                                <w:sz w:val="24"/>
+                                <w:szCs w:val="24"/>
+                              </w:rPr>
+                              <w:t>Biluso</w:t>
+                            </w:r>
+                            <w:proofErr w:type="spellEnd"/>
+                            <w:r>
+                              <w:rPr>
+                                <w:rFonts w:ascii="Times New Roman" w:hAnsi="Times New Roman" w:cs="Times New Roman"/>
+                                <w:sz w:val="24"/>
+                                <w:szCs w:val="24"/>
+                              </w:rPr>
+                              <w:t>, Silang, Cavite.</w:t>
                             </w:r>
                           </w:p>
                           <w:p>
@@ -856,37 +998,17 @@
           <w:szCs w:val="38"/>
         </w:rPr>
         <w:drawing>
-          <wp:anchor distT="0" distB="0" distL="114300" distR="114300" simplePos="0" relativeHeight="251665408" behindDoc="0" locked="0" layoutInCell="1" allowOverlap="1" wp14:anchorId="50CE981E" wp14:editId="62BEDAE5">
+          <wp:anchor distT="0" distB="0" distL="114300" distR="114300" simplePos="0" relativeHeight="251665408" behindDoc="0" locked="0" layoutInCell="1" allowOverlap="1" wp14:anchorId="50CE981E" wp14:editId="2C638CA0">
             <wp:simplePos x="0" y="0"/>
             <wp:positionH relativeFrom="page">
               <wp:posOffset>1257300</wp:posOffset>
             </wp:positionH>
             <wp:positionV relativeFrom="page">
-              <wp:posOffset>7198995</wp:posOffset>
+              <wp:posOffset>7200900</wp:posOffset>
             </wp:positionV>
             <wp:extent cx="1691640" cy="1349375"/>
             <wp:effectExtent l="0" t="0" r="0" b="3175"/>
-            <wp:wrapThrough wrapText="bothSides">
-              <wp:wrapPolygon edited="0">
-                <wp:start x="10897" y="21295"/>
-                <wp:lineTo x="12114" y="20075"/>
-                <wp:lineTo x="13573" y="17331"/>
-                <wp:lineTo x="13573" y="15806"/>
-                <wp:lineTo x="17708" y="10927"/>
-                <wp:lineTo x="18681" y="6048"/>
-                <wp:lineTo x="20141" y="1169"/>
-                <wp:lineTo x="20141" y="254"/>
-                <wp:lineTo x="681" y="254"/>
-                <wp:lineTo x="438" y="254"/>
-                <wp:lineTo x="1654" y="4828"/>
-                <wp:lineTo x="1897" y="6658"/>
-                <wp:lineTo x="3114" y="10012"/>
-                <wp:lineTo x="3843" y="10927"/>
-                <wp:lineTo x="7492" y="19465"/>
-                <wp:lineTo x="8951" y="21295"/>
-                <wp:lineTo x="10897" y="21295"/>
-              </wp:wrapPolygon>
-            </wp:wrapThrough>
+            <wp:wrapNone/>
             <wp:docPr id="542692796" name="Picture 39"/>
             <wp:cNvGraphicFramePr>
               <a:graphicFrameLocks xmlns:a="http://schemas.openxmlformats.org/drawingml/2006/main" noChangeAspect="1"/>
@@ -2302,6 +2424,7 @@
   <w:style w:type="character" w:default="1" w:styleId="DefaultParagraphFont">
     <w:name w:val="Default Paragraph Font"/>
     <w:uiPriority w:val="1"/>
+    <w:semiHidden/>
     <w:unhideWhenUsed/>
   </w:style>
   <w:style w:type="table" w:default="1" w:styleId="TableNormal">
